--- a/ky/wisdom-stories/spend-your-time-with-people.docx
+++ b/ky/wisdom-stories/spend-your-time-with-people.docx
@@ -75,7 +75,7 @@
           <w:sz w:val="22"/>
           <w:lang w:val="ky-KG"/>
         </w:rPr>
-        <w:t>— Мунун мага кандай пайдасы бар, уулум? — деп атам таң кала мени карады.</w:t>
+        <w:t>— Мунун мага кандай пайдасы бар, уулум? — деп атам таң калып мени карады.</w:t>
       </w:r>
     </w:p>
     <w:p>
@@ -405,7 +405,7 @@
           <w:sz w:val="22"/>
           <w:lang w:val="ky-KG"/>
         </w:rPr>
-        <w:t xml:space="preserve">Сабак: </w:t>
+        <w:t>Сабак: Технология ыңгайлуулук берет, бирок жашоону алмаштыра албайт. Чыныгы баа жандуу баарлашууда, адам менен адамдын ортосундагы жылуулукта.</w:t>
       </w:r>
       <w:r>
         <w:rPr>
@@ -414,7 +414,6 @@
           <w:sz w:val="22"/>
           <w:lang w:val="ky-KG"/>
         </w:rPr>
-        <w:t>Технология ишти жеңилдетет, бирок адамдын жылуу мамилесин алмаштыра албайт. Жандуу баарлашууга убакыт калтыр.</w:t>
       </w:r>
     </w:p>
     <w:p>
@@ -434,7 +433,7 @@
           <w:sz w:val="18"/>
           <w:lang w:val="ky-KG"/>
         </w:rPr>
-        <w:t>Окуя ачык интернет булактарынан алынды.</w:t>
+        <w:t>Аңгемелер ачык интернет булактарынан алынган, иллюстрациялар болсо ЖИ менен түзүлгөн.</w:t>
       </w:r>
     </w:p>
     <w:sectPr>
